--- a/assets/generated-band-sample/business-summary-message.docx
+++ b/assets/generated-band-sample/business-summary-message.docx
@@ -25,7 +25,7 @@
         <w:spacing w:after="160"/>
       </w:pPr>
       <w:r>
-        <w:t xml:space="preserve">周子涵 应聘 高级用户增长产品经理，候选人期望月薪 42000，当前位于 位于 band 上半段。综合 band、市场分位和内部同级参考，建议按 band 中高位定薪，建议月薪控制在 42000 左右。当前需重点关注：候选人期望明显高于内部同级平均水平。</w:t>
+        <w:t xml:space="preserve">周子涵 应聘 高级用户增长产品经理，候选人期望月薪 42000，当前位于 位于 band 上半段。本次判断强度为“弱建议”。综合 band、市场分位和内部同级参考，建议按 band 中高位定薪，建议月薪控制在 42000 左右。当前需重点关注：候选人期望明显高于内部同级平均水平。当前仍缺：缺少预算范围。</w:t>
       </w:r>
     </w:p>
     <w:sectPr>
